--- a/arbeitsblaetter/Kapitel_03_Datentypen_Information_Aufgabenblatt.docx
+++ b/arbeitsblaetter/Kapitel_03_Datentypen_Information_Aufgabenblatt.docx
@@ -5136,6 +5136,59 @@
         <w:t xml:space="preserve"> war).</w:t>
       </w:r>
     </w:p>
+    <w:p>
+      <w:pPr>
+        <w:spacing w:after="160"/>
+        <w:keepNext/>
+      </w:pPr>
+      <w:r>
+        <w:rPr>
+          <w:rFonts w:ascii="Arial" w:hAnsi="Arial" w:eastAsia="Arial"/>
+          <w:b w:val="0"/>
+          <w:i w:val="0"/>
+          <w:sz w:val="22"/>
+        </w:rPr>
+        <w:t xml:space="preserve">Umgekehrt macht </w:t>
+      </w:r>
+      <w:r>
+        <w:rPr>
+          <w:rFonts w:ascii="Consolas" w:hAnsi="Consolas" w:eastAsia="Consolas"/>
+          <w:b/>
+          <w:i w:val="0"/>
+          <w:color w:val="00344D"/>
+          <w:sz w:val="21"/>
+        </w:rPr>
+        <w:t>str(True)</w:t>
+      </w:r>
+      <w:r>
+        <w:rPr>
+          <w:rFonts w:ascii="Arial" w:hAnsi="Arial" w:eastAsia="Arial"/>
+          <w:b w:val="0"/>
+          <w:i w:val="0"/>
+          <w:sz w:val="22"/>
+        </w:rPr>
+        <w:t xml:space="preserve"> den Text </w:t>
+      </w:r>
+      <w:r>
+        <w:rPr>
+          <w:rFonts w:ascii="Consolas" w:hAnsi="Consolas" w:eastAsia="Consolas"/>
+          <w:b/>
+          <w:i w:val="0"/>
+          <w:color w:val="00344D"/>
+          <w:sz w:val="21"/>
+        </w:rPr>
+        <w:t>"True"</w:t>
+      </w:r>
+      <w:r>
+        <w:rPr>
+          <w:rFonts w:ascii="Arial" w:hAnsi="Arial" w:eastAsia="Arial"/>
+          <w:b w:val="0"/>
+          <w:i w:val="0"/>
+          <w:sz w:val="22"/>
+        </w:rPr>
+        <w:t xml:space="preserve"> daraus – praktisch, um einen Wahrheitswert mit anderem Text zu verbinden.</w:t>
+      </w:r>
+    </w:p>
     <w:tbl>
       <w:tblPr>
         <w:tblW w:type="auto" w:w="0"/>
@@ -6175,6 +6228,812 @@
                 <w:sz w:val="22"/>
               </w:rPr>
               <w:t xml:space="preserve"> und gib es aus. Python kümmert sich automatisch um die Umwandlung (Ergebnis: 9.5).</w:t>
+            </w:r>
+          </w:p>
+          <w:p>
+            <w:r>
+              <w:rPr>
+                <w:rFonts w:ascii="Arial" w:hAnsi="Arial" w:eastAsia="Arial"/>
+                <w:b w:val="0"/>
+                <w:i/>
+                <w:color w:val="6E7B85"/>
+                <w:sz w:val="19"/>
+              </w:rPr>
+              <w:t>Dein Code:</w:t>
+            </w:r>
+          </w:p>
+          <w:p/>
+          <w:p/>
+          <w:p/>
+        </w:tc>
+      </w:tr>
+    </w:tbl>
+    <w:p>
+      <w:pPr>
+        <w:spacing w:before="320" w:after="120"/>
+        <w:pBdr>
+          <w:bottom w:val="single" w:sz="8" w:space="4" w:color="009FE3"/>
+        </w:pBdr>
+        <w:keepNext/>
+      </w:pPr>
+      <w:r>
+        <w:rPr>
+          <w:rFonts w:ascii="Arial" w:hAnsi="Arial" w:eastAsia="Arial"/>
+          <w:b/>
+          <w:i w:val="0"/>
+          <w:color w:val="00344D"/>
+          <w:sz w:val="30"/>
+        </w:rPr>
+        <w:t>Datentypen anwenden</w:t>
+      </w:r>
+    </w:p>
+    <w:p>
+      <w:pPr>
+        <w:spacing w:after="160"/>
+        <w:keepNext/>
+      </w:pPr>
+      <w:r>
+        <w:rPr>
+          <w:rFonts w:ascii="Arial" w:hAnsi="Arial" w:eastAsia="Arial"/>
+          <w:b w:val="0"/>
+          <w:i w:val="0"/>
+          <w:sz w:val="22"/>
+        </w:rPr>
+        <w:t xml:space="preserve">Jetzt kombinierst du alles aus diesem Kapitel: die vier Datentypen, sinnvolle </w:t>
+      </w:r>
+      <w:r>
+        <w:rPr>
+          <w:rFonts w:ascii="Arial" w:hAnsi="Arial" w:eastAsia="Arial"/>
+          <w:b/>
+          <w:i w:val="0"/>
+          <w:color w:val="00344D"/>
+          <w:sz w:val="22"/>
+        </w:rPr>
+        <w:t>Standardwerte</w:t>
+      </w:r>
+      <w:r>
+        <w:rPr>
+          <w:rFonts w:ascii="Arial" w:hAnsi="Arial" w:eastAsia="Arial"/>
+          <w:b w:val="0"/>
+          <w:i w:val="0"/>
+          <w:sz w:val="22"/>
+        </w:rPr>
+        <w:t xml:space="preserve"> und </w:t>
+      </w:r>
+      <w:r>
+        <w:rPr>
+          <w:rFonts w:ascii="Arial" w:hAnsi="Arial" w:eastAsia="Arial"/>
+          <w:b/>
+          <w:i w:val="0"/>
+          <w:color w:val="00344D"/>
+          <w:sz w:val="22"/>
+        </w:rPr>
+        <w:t>Typkonvertierung</w:t>
+      </w:r>
+      <w:r>
+        <w:rPr>
+          <w:rFonts w:ascii="Arial" w:hAnsi="Arial" w:eastAsia="Arial"/>
+          <w:b w:val="0"/>
+          <w:i w:val="0"/>
+          <w:sz w:val="22"/>
+        </w:rPr>
+        <w:t xml:space="preserve"> bei Nutzereingaben.</w:t>
+      </w:r>
+    </w:p>
+    <w:p>
+      <w:pPr>
+        <w:spacing w:after="160"/>
+        <w:keepNext/>
+      </w:pPr>
+      <w:r>
+        <w:rPr>
+          <w:rFonts w:ascii="Arial" w:hAnsi="Arial" w:eastAsia="Arial"/>
+          <w:b w:val="0"/>
+          <w:i w:val="0"/>
+          <w:sz w:val="22"/>
+        </w:rPr>
+        <w:t xml:space="preserve">Ein typisches Muster: Du legst Variablen erst mit einem </w:t>
+      </w:r>
+      <w:r>
+        <w:rPr>
+          <w:rFonts w:ascii="Arial" w:hAnsi="Arial" w:eastAsia="Arial"/>
+          <w:b/>
+          <w:i w:val="0"/>
+          <w:color w:val="00344D"/>
+          <w:sz w:val="22"/>
+        </w:rPr>
+        <w:t>Standardwert</w:t>
+      </w:r>
+      <w:r>
+        <w:rPr>
+          <w:rFonts w:ascii="Arial" w:hAnsi="Arial" w:eastAsia="Arial"/>
+          <w:b w:val="0"/>
+          <w:i w:val="0"/>
+          <w:sz w:val="22"/>
+        </w:rPr>
+        <w:t xml:space="preserve"> an (z. B. </w:t>
+      </w:r>
+      <w:r>
+        <w:rPr>
+          <w:rFonts w:ascii="Consolas" w:hAnsi="Consolas" w:eastAsia="Consolas"/>
+          <w:b w:val="0"/>
+          <w:i w:val="0"/>
+          <w:sz w:val="21"/>
+        </w:rPr>
+        <w:t>0</w:t>
+      </w:r>
+      <w:r>
+        <w:rPr>
+          <w:rFonts w:ascii="Arial" w:hAnsi="Arial" w:eastAsia="Arial"/>
+          <w:b w:val="0"/>
+          <w:i w:val="0"/>
+          <w:sz w:val="22"/>
+        </w:rPr>
+        <w:t xml:space="preserve"> oder </w:t>
+      </w:r>
+      <w:r>
+        <w:rPr>
+          <w:rFonts w:ascii="Consolas" w:hAnsi="Consolas" w:eastAsia="Consolas"/>
+          <w:b w:val="0"/>
+          <w:i w:val="0"/>
+          <w:sz w:val="21"/>
+        </w:rPr>
+        <w:t>"Unbekannt"</w:t>
+      </w:r>
+      <w:r>
+        <w:rPr>
+          <w:rFonts w:ascii="Arial" w:hAnsi="Arial" w:eastAsia="Arial"/>
+          <w:b w:val="0"/>
+          <w:i w:val="0"/>
+          <w:sz w:val="22"/>
+        </w:rPr>
+        <w:t xml:space="preserve">), bevor der Benutzer echte Werte eingibt. So hat jede Variable von Anfang an einen </w:t>
+      </w:r>
+      <w:r>
+        <w:rPr>
+          <w:rFonts w:ascii="Arial" w:hAnsi="Arial" w:eastAsia="Arial"/>
+          <w:b/>
+          <w:i w:val="0"/>
+          <w:color w:val="00344D"/>
+          <w:sz w:val="22"/>
+        </w:rPr>
+        <w:t>gültigen</w:t>
+      </w:r>
+      <w:r>
+        <w:rPr>
+          <w:rFonts w:ascii="Arial" w:hAnsi="Arial" w:eastAsia="Arial"/>
+          <w:b w:val="0"/>
+          <w:i w:val="0"/>
+          <w:sz w:val="22"/>
+        </w:rPr>
+        <w:t xml:space="preserve"> Wert – auch bevor </w:t>
+      </w:r>
+      <w:r>
+        <w:rPr>
+          <w:rFonts w:ascii="Consolas" w:hAnsi="Consolas" w:eastAsia="Consolas"/>
+          <w:b w:val="0"/>
+          <w:i w:val="0"/>
+          <w:sz w:val="21"/>
+        </w:rPr>
+        <w:t>input()</w:t>
+      </w:r>
+      <w:r>
+        <w:rPr>
+          <w:rFonts w:ascii="Arial" w:hAnsi="Arial" w:eastAsia="Arial"/>
+          <w:b w:val="0"/>
+          <w:i w:val="0"/>
+          <w:sz w:val="22"/>
+        </w:rPr>
+        <w:t xml:space="preserve"> läuft.</w:t>
+      </w:r>
+    </w:p>
+    <w:p>
+      <w:pPr>
+        <w:spacing w:after="160"/>
+        <w:keepNext/>
+      </w:pPr>
+      <w:r>
+        <w:rPr>
+          <w:rFonts w:ascii="Arial" w:hAnsi="Arial" w:eastAsia="Arial"/>
+          <w:b w:val="0"/>
+          <w:i w:val="0"/>
+          <w:sz w:val="22"/>
+        </w:rPr>
+        <w:t>Standardwert zuerst, dann per input() überschreiben – die Eingabe muss dabei in den richtigen Typ umgewandelt werden:</w:t>
+      </w:r>
+    </w:p>
+    <w:p>
+      <w:pPr>
+        <w:spacing w:after="40"/>
+        <w:keepNext/>
+      </w:pPr>
+      <w:r>
+        <w:rPr>
+          <w:rFonts w:ascii="Arial" w:hAnsi="Arial" w:eastAsia="Arial"/>
+          <w:b w:val="0"/>
+          <w:i/>
+          <w:color w:val="6E7B85"/>
+          <w:sz w:val="20"/>
+        </w:rPr>
+        <w:t>Beispiel</w:t>
+      </w:r>
+    </w:p>
+    <w:p>
+      <w:pPr>
+        <w:spacing w:after="200"/>
+        <w:shd w:val="clear" w:color="auto" w:fill="F2F5F7"/>
+      </w:pPr>
+      <w:r>
+        <w:rPr>
+          <w:rFonts w:ascii="Consolas" w:hAnsi="Consolas" w:eastAsia="Consolas"/>
+          <w:b w:val="0"/>
+          <w:i w:val="0"/>
+          <w:color w:val="00344D"/>
+          <w:sz w:val="21"/>
+        </w:rPr>
+        <w:t>punkte = 0</w:t>
+      </w:r>
+      <w:r>
+        <w:br/>
+      </w:r>
+      <w:r>
+        <w:rPr>
+          <w:rFonts w:ascii="Consolas" w:hAnsi="Consolas" w:eastAsia="Consolas"/>
+          <w:b w:val="0"/>
+          <w:i w:val="0"/>
+          <w:color w:val="00344D"/>
+          <w:sz w:val="21"/>
+        </w:rPr>
+        <w:t>print(punkte)</w:t>
+      </w:r>
+      <w:r>
+        <w:br/>
+      </w:r>
+      <w:r>
+        <w:rPr>
+          <w:rFonts w:ascii="Consolas" w:hAnsi="Consolas" w:eastAsia="Consolas"/>
+          <w:b w:val="0"/>
+          <w:i w:val="0"/>
+          <w:color w:val="00344D"/>
+          <w:sz w:val="21"/>
+        </w:rPr>
+        <w:t>punkte = int(input("Punkte: "))</w:t>
+      </w:r>
+      <w:r>
+        <w:br/>
+      </w:r>
+      <w:r>
+        <w:rPr>
+          <w:rFonts w:ascii="Consolas" w:hAnsi="Consolas" w:eastAsia="Consolas"/>
+          <w:b w:val="0"/>
+          <w:i w:val="0"/>
+          <w:color w:val="00344D"/>
+          <w:sz w:val="21"/>
+        </w:rPr>
+        <w:t>print(punkte)</w:t>
+      </w:r>
+    </w:p>
+    <w:tbl>
+      <w:tblPr>
+        <w:tblW w:type="auto" w:w="0"/>
+        <w:tblLayout w:type="autofit"/>
+        <w:tblLook w:firstColumn="1" w:firstRow="1" w:lastColumn="0" w:lastRow="0" w:noHBand="0" w:noVBand="1" w:val="04A0"/>
+        <w:tblBorders>
+          <w:top w:val="single" w:sz="8" w:space="0" w:color="009FE3"/>
+          <w:left w:val="single" w:sz="8" w:space="0" w:color="009FE3"/>
+          <w:bottom w:val="single" w:sz="8" w:space="0" w:color="009FE3"/>
+          <w:right w:val="single" w:sz="8" w:space="0" w:color="009FE3"/>
+          <w:insideH w:val="single" w:sz="8" w:space="0" w:color="009FE3"/>
+          <w:insideV w:val="single" w:sz="8" w:space="0" w:color="009FE3"/>
+        </w:tblBorders>
+      </w:tblPr>
+      <w:tblGrid>
+        <w:gridCol w:w="9648"/>
+      </w:tblGrid>
+      <w:tr>
+        <w:trPr>
+          <w:cantSplit/>
+        </w:trPr>
+        <w:tc>
+          <w:tcPr>
+            <w:tcW w:type="dxa" w:w="9648"/>
+            <w:shd w:val="clear" w:color="auto" w:fill="EAF6FC"/>
+            <w:tcMar>
+              <w:top w:w="80" w:type="dxa"/>
+              <w:start w:w="120" w:type="dxa"/>
+              <w:bottom w:w="80" w:type="dxa"/>
+              <w:end w:w="120" w:type="dxa"/>
+            </w:tcMar>
+          </w:tcPr>
+          <w:p>
+            <w:r>
+              <w:rPr>
+                <w:rFonts w:ascii="Arial" w:hAnsi="Arial" w:eastAsia="Arial"/>
+                <w:b/>
+                <w:i w:val="0"/>
+                <w:color w:val="00344D"/>
+                <w:sz w:val="22"/>
+              </w:rPr>
+              <w:t xml:space="preserve">Aufgabe 19: </w:t>
+            </w:r>
+            <w:r>
+              <w:rPr>
+                <w:rFonts w:ascii="Arial" w:hAnsi="Arial" w:eastAsia="Arial"/>
+                <w:b/>
+                <w:i w:val="0"/>
+                <w:color w:val="00344D"/>
+                <w:sz w:val="22"/>
+              </w:rPr>
+              <w:t xml:space="preserve">Lege vier Variablen mit Standardwerten an: </w:t>
+            </w:r>
+            <w:r>
+              <w:rPr>
+                <w:rFonts w:ascii="Consolas" w:hAnsi="Consolas" w:eastAsia="Consolas"/>
+                <w:b/>
+                <w:i w:val="0"/>
+                <w:color w:val="00344D"/>
+                <w:sz w:val="21"/>
+              </w:rPr>
+              <w:t>anzahl_faecher = 0</w:t>
+            </w:r>
+            <w:r>
+              <w:rPr>
+                <w:rFonts w:ascii="Arial" w:hAnsi="Arial" w:eastAsia="Arial"/>
+                <w:b/>
+                <w:i w:val="0"/>
+                <w:color w:val="00344D"/>
+                <w:sz w:val="22"/>
+              </w:rPr>
+              <w:t xml:space="preserve"> (int), </w:t>
+            </w:r>
+            <w:r>
+              <w:rPr>
+                <w:rFonts w:ascii="Consolas" w:hAnsi="Consolas" w:eastAsia="Consolas"/>
+                <w:b/>
+                <w:i w:val="0"/>
+                <w:color w:val="00344D"/>
+                <w:sz w:val="21"/>
+              </w:rPr>
+              <w:t>notenschnitt = 0.0</w:t>
+            </w:r>
+            <w:r>
+              <w:rPr>
+                <w:rFonts w:ascii="Arial" w:hAnsi="Arial" w:eastAsia="Arial"/>
+                <w:b/>
+                <w:i w:val="0"/>
+                <w:color w:val="00344D"/>
+                <w:sz w:val="22"/>
+              </w:rPr>
+              <w:t xml:space="preserve"> (float), </w:t>
+            </w:r>
+            <w:r>
+              <w:rPr>
+                <w:rFonts w:ascii="Consolas" w:hAnsi="Consolas" w:eastAsia="Consolas"/>
+                <w:b/>
+                <w:i w:val="0"/>
+                <w:color w:val="00344D"/>
+                <w:sz w:val="21"/>
+              </w:rPr>
+              <w:t>anwesend = False</w:t>
+            </w:r>
+            <w:r>
+              <w:rPr>
+                <w:rFonts w:ascii="Arial" w:hAnsi="Arial" w:eastAsia="Arial"/>
+                <w:b/>
+                <w:i w:val="0"/>
+                <w:color w:val="00344D"/>
+                <w:sz w:val="22"/>
+              </w:rPr>
+              <w:t xml:space="preserve"> (bool), </w:t>
+            </w:r>
+            <w:r>
+              <w:rPr>
+                <w:rFonts w:ascii="Consolas" w:hAnsi="Consolas" w:eastAsia="Consolas"/>
+                <w:b/>
+                <w:i w:val="0"/>
+                <w:color w:val="00344D"/>
+                <w:sz w:val="21"/>
+              </w:rPr>
+              <w:t>vorname = "Unbekannt"</w:t>
+            </w:r>
+            <w:r>
+              <w:rPr>
+                <w:rFonts w:ascii="Arial" w:hAnsi="Arial" w:eastAsia="Arial"/>
+                <w:b/>
+                <w:i w:val="0"/>
+                <w:color w:val="00344D"/>
+                <w:sz w:val="22"/>
+              </w:rPr>
+              <w:t xml:space="preserve"> (str).</w:t>
+            </w:r>
+          </w:p>
+          <w:p>
+            <w:r>
+              <w:rPr>
+                <w:rFonts w:ascii="Arial" w:hAnsi="Arial" w:eastAsia="Arial"/>
+                <w:b w:val="0"/>
+                <w:i w:val="0"/>
+                <w:sz w:val="22"/>
+              </w:rPr>
+              <w:t xml:space="preserve">Gib alle vier </w:t>
+            </w:r>
+            <w:r>
+              <w:rPr>
+                <w:rFonts w:ascii="Arial" w:hAnsi="Arial" w:eastAsia="Arial"/>
+                <w:b/>
+                <w:i w:val="0"/>
+                <w:color w:val="00344D"/>
+                <w:sz w:val="22"/>
+              </w:rPr>
+              <w:t>Standardwerte</w:t>
+            </w:r>
+            <w:r>
+              <w:rPr>
+                <w:rFonts w:ascii="Arial" w:hAnsi="Arial" w:eastAsia="Arial"/>
+                <w:b w:val="0"/>
+                <w:i w:val="0"/>
+                <w:sz w:val="22"/>
+              </w:rPr>
+              <w:t xml:space="preserve"> aus (jede in einer eigenen Zeile, ohne Beschriftung, nur mit </w:t>
+            </w:r>
+            <w:r>
+              <w:rPr>
+                <w:rFonts w:ascii="Consolas" w:hAnsi="Consolas" w:eastAsia="Consolas"/>
+                <w:b w:val="0"/>
+                <w:i w:val="0"/>
+                <w:sz w:val="21"/>
+              </w:rPr>
+              <w:t>print(...)</w:t>
+            </w:r>
+            <w:r>
+              <w:rPr>
+                <w:rFonts w:ascii="Arial" w:hAnsi="Arial" w:eastAsia="Arial"/>
+                <w:b w:val="0"/>
+                <w:i w:val="0"/>
+                <w:sz w:val="22"/>
+              </w:rPr>
+              <w:t>).</w:t>
+            </w:r>
+          </w:p>
+          <w:p>
+            <w:r>
+              <w:rPr>
+                <w:rFonts w:ascii="Arial" w:hAnsi="Arial" w:eastAsia="Arial"/>
+                <w:b w:val="0"/>
+                <w:i/>
+                <w:color w:val="6E7B85"/>
+                <w:sz w:val="19"/>
+              </w:rPr>
+              <w:t>Dein Code:</w:t>
+            </w:r>
+          </w:p>
+          <w:p/>
+          <w:p/>
+          <w:p/>
+        </w:tc>
+      </w:tr>
+    </w:tbl>
+    <w:p>
+      <w:pPr>
+        <w:spacing w:after="160"/>
+        <w:keepNext/>
+      </w:pPr>
+      <w:r>
+        <w:rPr>
+          <w:rFonts w:ascii="Arial" w:hAnsi="Arial" w:eastAsia="Arial"/>
+          <w:b w:val="0"/>
+          <w:i w:val="0"/>
+          <w:sz w:val="22"/>
+        </w:rPr>
+        <w:t xml:space="preserve">Jetzt sollen die Standardwerte durch </w:t>
+      </w:r>
+      <w:r>
+        <w:rPr>
+          <w:rFonts w:ascii="Arial" w:hAnsi="Arial" w:eastAsia="Arial"/>
+          <w:b/>
+          <w:i w:val="0"/>
+          <w:color w:val="00344D"/>
+          <w:sz w:val="22"/>
+        </w:rPr>
+        <w:t>echte Eingaben</w:t>
+      </w:r>
+      <w:r>
+        <w:rPr>
+          <w:rFonts w:ascii="Arial" w:hAnsi="Arial" w:eastAsia="Arial"/>
+          <w:b w:val="0"/>
+          <w:i w:val="0"/>
+          <w:sz w:val="22"/>
+        </w:rPr>
+        <w:t xml:space="preserve"> ersetzt werden. </w:t>
+      </w:r>
+      <w:r>
+        <w:rPr>
+          <w:rFonts w:ascii="Consolas" w:hAnsi="Consolas" w:eastAsia="Consolas"/>
+          <w:b w:val="0"/>
+          <w:i w:val="0"/>
+          <w:sz w:val="21"/>
+        </w:rPr>
+        <w:t>input()</w:t>
+      </w:r>
+      <w:r>
+        <w:rPr>
+          <w:rFonts w:ascii="Arial" w:hAnsi="Arial" w:eastAsia="Arial"/>
+          <w:b w:val="0"/>
+          <w:i w:val="0"/>
+          <w:sz w:val="22"/>
+        </w:rPr>
+        <w:t xml:space="preserve"> liefert immer Text – du musst also </w:t>
+      </w:r>
+      <w:r>
+        <w:rPr>
+          <w:rFonts w:ascii="Arial" w:hAnsi="Arial" w:eastAsia="Arial"/>
+          <w:b/>
+          <w:i w:val="0"/>
+          <w:color w:val="00344D"/>
+          <w:sz w:val="22"/>
+        </w:rPr>
+        <w:t>explizit umwandeln</w:t>
+      </w:r>
+      <w:r>
+        <w:rPr>
+          <w:rFonts w:ascii="Arial" w:hAnsi="Arial" w:eastAsia="Arial"/>
+          <w:b w:val="0"/>
+          <w:i w:val="0"/>
+          <w:sz w:val="22"/>
+        </w:rPr>
+        <w:t>:</w:t>
+      </w:r>
+    </w:p>
+    <w:p>
+      <w:pPr>
+        <w:spacing w:after="160"/>
+        <w:keepNext/>
+      </w:pPr>
+      <w:r>
+        <w:rPr>
+          <w:rFonts w:ascii="Arial" w:hAnsi="Arial" w:eastAsia="Arial"/>
+          <w:b w:val="0"/>
+          <w:i w:val="0"/>
+          <w:sz w:val="22"/>
+        </w:rPr>
+        <w:t xml:space="preserve">- Zahl (int): </w:t>
+      </w:r>
+      <w:r>
+        <w:rPr>
+          <w:rFonts w:ascii="Consolas" w:hAnsi="Consolas" w:eastAsia="Consolas"/>
+          <w:b w:val="0"/>
+          <w:i w:val="0"/>
+          <w:sz w:val="21"/>
+        </w:rPr>
+        <w:t>int(input(...))</w:t>
+      </w:r>
+      <w:r>
+        <w:br/>
+      </w:r>
+      <w:r>
+        <w:rPr>
+          <w:rFonts w:ascii="Arial" w:hAnsi="Arial" w:eastAsia="Arial"/>
+          <w:b w:val="0"/>
+          <w:i w:val="0"/>
+          <w:sz w:val="22"/>
+        </w:rPr>
+        <w:t xml:space="preserve">- Kommazahl (float): </w:t>
+      </w:r>
+      <w:r>
+        <w:rPr>
+          <w:rFonts w:ascii="Consolas" w:hAnsi="Consolas" w:eastAsia="Consolas"/>
+          <w:b w:val="0"/>
+          <w:i w:val="0"/>
+          <w:sz w:val="21"/>
+        </w:rPr>
+        <w:t>float(input(...))</w:t>
+      </w:r>
+      <w:r>
+        <w:br/>
+      </w:r>
+      <w:r>
+        <w:rPr>
+          <w:rFonts w:ascii="Arial" w:hAnsi="Arial" w:eastAsia="Arial"/>
+          <w:b w:val="0"/>
+          <w:i w:val="0"/>
+          <w:sz w:val="22"/>
+        </w:rPr>
+        <w:t xml:space="preserve">- Wahrheitswert (bool): </w:t>
+      </w:r>
+      <w:r>
+        <w:rPr>
+          <w:rFonts w:ascii="Consolas" w:hAnsi="Consolas" w:eastAsia="Consolas"/>
+          <w:b w:val="0"/>
+          <w:i w:val="0"/>
+          <w:sz w:val="21"/>
+        </w:rPr>
+        <w:t>input()</w:t>
+      </w:r>
+      <w:r>
+        <w:rPr>
+          <w:rFonts w:ascii="Arial" w:hAnsi="Arial" w:eastAsia="Arial"/>
+          <w:b w:val="0"/>
+          <w:i w:val="0"/>
+          <w:sz w:val="22"/>
+        </w:rPr>
+        <w:t xml:space="preserve"> liefert </w:t>
+      </w:r>
+      <w:r>
+        <w:rPr>
+          <w:rFonts w:ascii="Consolas" w:hAnsi="Consolas" w:eastAsia="Consolas"/>
+          <w:b w:val="0"/>
+          <w:i w:val="0"/>
+          <w:sz w:val="21"/>
+        </w:rPr>
+        <w:t>"ja"</w:t>
+      </w:r>
+      <w:r>
+        <w:rPr>
+          <w:rFonts w:ascii="Arial" w:hAnsi="Arial" w:eastAsia="Arial"/>
+          <w:b w:val="0"/>
+          <w:i w:val="0"/>
+          <w:sz w:val="22"/>
+        </w:rPr>
+        <w:t>/</w:t>
+      </w:r>
+      <w:r>
+        <w:rPr>
+          <w:rFonts w:ascii="Consolas" w:hAnsi="Consolas" w:eastAsia="Consolas"/>
+          <w:b w:val="0"/>
+          <w:i w:val="0"/>
+          <w:sz w:val="21"/>
+        </w:rPr>
+        <w:t>"nein"</w:t>
+      </w:r>
+      <w:r>
+        <w:rPr>
+          <w:rFonts w:ascii="Arial" w:hAnsi="Arial" w:eastAsia="Arial"/>
+          <w:b w:val="0"/>
+          <w:i w:val="0"/>
+          <w:sz w:val="22"/>
+        </w:rPr>
+        <w:t xml:space="preserve"> als Text – daraus baust du selbst einen </w:t>
+      </w:r>
+      <w:r>
+        <w:rPr>
+          <w:rFonts w:ascii="Consolas" w:hAnsi="Consolas" w:eastAsia="Consolas"/>
+          <w:b w:val="0"/>
+          <w:i w:val="0"/>
+          <w:sz w:val="21"/>
+        </w:rPr>
+        <w:t>bool</w:t>
+      </w:r>
+      <w:r>
+        <w:rPr>
+          <w:rFonts w:ascii="Arial" w:hAnsi="Arial" w:eastAsia="Arial"/>
+          <w:b w:val="0"/>
+          <w:i w:val="0"/>
+          <w:sz w:val="22"/>
+        </w:rPr>
+        <w:t xml:space="preserve">, z. B. mit </w:t>
+      </w:r>
+      <w:r>
+        <w:rPr>
+          <w:rFonts w:ascii="Consolas" w:hAnsi="Consolas" w:eastAsia="Consolas"/>
+          <w:b w:val="0"/>
+          <w:i w:val="0"/>
+          <w:sz w:val="21"/>
+        </w:rPr>
+        <w:t>antwort == "ja"</w:t>
+      </w:r>
+    </w:p>
+    <w:tbl>
+      <w:tblPr>
+        <w:tblW w:type="auto" w:w="0"/>
+        <w:tblLayout w:type="autofit"/>
+        <w:tblLook w:firstColumn="1" w:firstRow="1" w:lastColumn="0" w:lastRow="0" w:noHBand="0" w:noVBand="1" w:val="04A0"/>
+        <w:tblBorders>
+          <w:top w:val="single" w:sz="8" w:space="0" w:color="009FE3"/>
+          <w:left w:val="single" w:sz="8" w:space="0" w:color="009FE3"/>
+          <w:bottom w:val="single" w:sz="8" w:space="0" w:color="009FE3"/>
+          <w:right w:val="single" w:sz="8" w:space="0" w:color="009FE3"/>
+          <w:insideH w:val="single" w:sz="8" w:space="0" w:color="009FE3"/>
+          <w:insideV w:val="single" w:sz="8" w:space="0" w:color="009FE3"/>
+        </w:tblBorders>
+      </w:tblPr>
+      <w:tblGrid>
+        <w:gridCol w:w="9648"/>
+      </w:tblGrid>
+      <w:tr>
+        <w:trPr>
+          <w:cantSplit/>
+        </w:trPr>
+        <w:tc>
+          <w:tcPr>
+            <w:tcW w:type="dxa" w:w="9648"/>
+            <w:shd w:val="clear" w:color="auto" w:fill="EAF6FC"/>
+            <w:tcMar>
+              <w:top w:w="80" w:type="dxa"/>
+              <w:start w:w="120" w:type="dxa"/>
+              <w:bottom w:w="80" w:type="dxa"/>
+              <w:end w:w="120" w:type="dxa"/>
+            </w:tcMar>
+          </w:tcPr>
+          <w:p>
+            <w:r>
+              <w:rPr>
+                <w:rFonts w:ascii="Arial" w:hAnsi="Arial" w:eastAsia="Arial"/>
+                <w:b/>
+                <w:i w:val="0"/>
+                <w:color w:val="00344D"/>
+                <w:sz w:val="22"/>
+              </w:rPr>
+              <w:t xml:space="preserve">Aufgabe 20: </w:t>
+            </w:r>
+            <w:r>
+              <w:rPr>
+                <w:rFonts w:ascii="Arial" w:hAnsi="Arial" w:eastAsia="Arial"/>
+                <w:b/>
+                <w:i w:val="0"/>
+                <w:color w:val="00344D"/>
+                <w:sz w:val="22"/>
+              </w:rPr>
+              <w:t xml:space="preserve">Frage nacheinander ab: </w:t>
+            </w:r>
+            <w:r>
+              <w:rPr>
+                <w:rFonts w:ascii="Consolas" w:hAnsi="Consolas" w:eastAsia="Consolas"/>
+                <w:b/>
+                <w:i w:val="0"/>
+                <w:color w:val="00344D"/>
+                <w:sz w:val="21"/>
+              </w:rPr>
+              <w:t xml:space="preserve">Anzahl Fächer: </w:t>
+            </w:r>
+            <w:r>
+              <w:rPr>
+                <w:rFonts w:ascii="Arial" w:hAnsi="Arial" w:eastAsia="Arial"/>
+                <w:b/>
+                <w:i w:val="0"/>
+                <w:color w:val="00344D"/>
+                <w:sz w:val="22"/>
+              </w:rPr>
+              <w:t xml:space="preserve"> (als int), </w:t>
+            </w:r>
+            <w:r>
+              <w:rPr>
+                <w:rFonts w:ascii="Consolas" w:hAnsi="Consolas" w:eastAsia="Consolas"/>
+                <w:b/>
+                <w:i w:val="0"/>
+                <w:color w:val="00344D"/>
+                <w:sz w:val="21"/>
+              </w:rPr>
+              <w:t xml:space="preserve">Notenschnitt: </w:t>
+            </w:r>
+            <w:r>
+              <w:rPr>
+                <w:rFonts w:ascii="Arial" w:hAnsi="Arial" w:eastAsia="Arial"/>
+                <w:b/>
+                <w:i w:val="0"/>
+                <w:color w:val="00344D"/>
+                <w:sz w:val="22"/>
+              </w:rPr>
+              <w:t xml:space="preserve"> (als float) und </w:t>
+            </w:r>
+            <w:r>
+              <w:rPr>
+                <w:rFonts w:ascii="Consolas" w:hAnsi="Consolas" w:eastAsia="Consolas"/>
+                <w:b/>
+                <w:i w:val="0"/>
+                <w:color w:val="00344D"/>
+                <w:sz w:val="21"/>
+              </w:rPr>
+              <w:t xml:space="preserve">Vorname: </w:t>
+            </w:r>
+            <w:r>
+              <w:rPr>
+                <w:rFonts w:ascii="Arial" w:hAnsi="Arial" w:eastAsia="Arial"/>
+                <w:b/>
+                <w:i w:val="0"/>
+                <w:color w:val="00344D"/>
+                <w:sz w:val="22"/>
+              </w:rPr>
+              <w:t xml:space="preserve"> (als str, direkt verwendbar). Gib danach alle drei eingelesenen Werte aus (jeder in einer eigenen Zeile, nur der Wert, keine Beschriftung).</w:t>
             </w:r>
           </w:p>
           <w:p>

--- a/arbeitsblaetter/Kapitel_03_Datentypen_Information_Aufgabenblatt.docx
+++ b/arbeitsblaetter/Kapitel_03_Datentypen_Information_Aufgabenblatt.docx
@@ -1270,7 +1270,26 @@
           <w:i w:val="0"/>
           <w:sz w:val="22"/>
         </w:rPr>
-        <w:t xml:space="preserve"> (Ganzzahlen): </w:t>
+        <w:t xml:space="preserve"> (Ganzzahlen, englisch </w:t>
+      </w:r>
+      <w:r>
+        <w:rPr>
+          <w:rFonts w:ascii="Arial" w:hAnsi="Arial" w:eastAsia="Arial"/>
+          <w:b/>
+          <w:i w:val="0"/>
+          <w:color w:val="00344D"/>
+          <w:sz w:val="22"/>
+        </w:rPr>
+        <w:t>Integer</w:t>
+      </w:r>
+      <w:r>
+        <w:rPr>
+          <w:rFonts w:ascii="Arial" w:hAnsi="Arial" w:eastAsia="Arial"/>
+          <w:b w:val="0"/>
+          <w:i w:val="0"/>
+          <w:sz w:val="22"/>
+        </w:rPr>
+        <w:t xml:space="preserve">): </w:t>
       </w:r>
       <w:r>
         <w:rPr>
@@ -1346,7 +1365,26 @@
           <w:i w:val="0"/>
           <w:sz w:val="22"/>
         </w:rPr>
-        <w:t xml:space="preserve"> (Kommazahlen): </w:t>
+        <w:t xml:space="preserve"> (Kommazahlen, englisch </w:t>
+      </w:r>
+      <w:r>
+        <w:rPr>
+          <w:rFonts w:ascii="Arial" w:hAnsi="Arial" w:eastAsia="Arial"/>
+          <w:b/>
+          <w:i w:val="0"/>
+          <w:color w:val="00344D"/>
+          <w:sz w:val="22"/>
+        </w:rPr>
+        <w:t>Float</w:t>
+      </w:r>
+      <w:r>
+        <w:rPr>
+          <w:rFonts w:ascii="Arial" w:hAnsi="Arial" w:eastAsia="Arial"/>
+          <w:b w:val="0"/>
+          <w:i w:val="0"/>
+          <w:sz w:val="22"/>
+        </w:rPr>
+        <w:t xml:space="preserve"> oder Gleitkommazahl): </w:t>
       </w:r>
       <w:r>
         <w:rPr>
@@ -3379,6 +3417,25 @@
           <w:sz w:val="21"/>
         </w:rPr>
         <w:t>bool</w:t>
+      </w:r>
+      <w:r>
+        <w:rPr>
+          <w:rFonts w:ascii="Arial" w:hAnsi="Arial" w:eastAsia="Arial"/>
+          <w:b w:val="0"/>
+          <w:i w:val="0"/>
+          <w:sz w:val="22"/>
+        </w:rPr>
+        <w:t xml:space="preserve">, englisch </w:t>
+      </w:r>
+      <w:r>
+        <w:rPr>
+          <w:rFonts w:ascii="Arial" w:hAnsi="Arial" w:eastAsia="Arial"/>
+          <w:b/>
+          <w:i w:val="0"/>
+          <w:color w:val="00344D"/>
+          <w:sz w:val="22"/>
+        </w:rPr>
+        <w:t>Boolean</w:t>
       </w:r>
       <w:r>
         <w:rPr>
